--- a/HRCP-KKU-Academic/uploads/academic/1/doc_4_copy_2.docx
+++ b/HRCP-KKU-Academic/uploads/academic/1/doc_4_copy_2.docx
@@ -237,7 +237,7 @@
           <w:szCs w:val="32"/>
           <w:lang w:val="en-US" w:eastAsia="en-GB"/>
         </w:rPr>
-        <w:t>อว 660301.26.4/ว.</w:t>
+        <w:t/>
       </w:r>
       <w:proofErr w:type="spellStart"/>
       <w:r>
@@ -347,7 +347,7 @@
           <w:szCs w:val="32"/>
           <w:lang w:val="en-US" w:eastAsia="en-GB"/>
         </w:rPr>
-        <w:t>7 สิงหาคม 2569</w:t>
+        <w:t/>
       </w:r>
       <w:r>
         <w:rPr>
@@ -506,7 +506,7 @@
           <w:szCs w:val="32"/>
           <w:lang w:val="en-US" w:eastAsia="en-GB"/>
         </w:rPr>
-        <w:t>talaletalala</w:t>
+        <w:t/>
       </w:r>
       <w:proofErr w:type="spellStart"/>
       <w:r>
@@ -585,7 +585,7 @@
           <w:szCs w:val="32"/>
           <w:lang w:val="en-US" w:eastAsia="en-GB"/>
         </w:rPr>
-        <w:t>21/2342</w:t>
+        <w:t/>
       </w:r>
       <w:proofErr w:type="spellStart"/>
       <w:r>
@@ -628,7 +628,7 @@
           <w:szCs w:val="32"/>
           <w:lang w:val="en-US" w:eastAsia="en-GB"/>
         </w:rPr>
-        <w:t>7 สิงหาคม 2569</w:t>
+        <w:t/>
       </w:r>
       <w:proofErr w:type="spellStart"/>
       <w:r>
@@ -671,7 +671,7 @@
           <w:szCs w:val="32"/>
           <w:lang w:val="en-US" w:eastAsia="en-GB"/>
         </w:rPr>
-        <w:t>ผู้ช่วยศาสตราจารย์</w:t>
+        <w:t/>
       </w:r>
       <w:proofErr w:type="spellStart"/>
       <w:r>
@@ -703,7 +703,7 @@
           <w:szCs w:val="32"/>
           <w:lang w:val="en-US" w:eastAsia="en-GB"/>
         </w:rPr>
-        <w:t>ปาณวัฒน์ จันทร์ทองหลาง</w:t>
+        <w:t/>
       </w:r>
       <w:proofErr w:type="spellStart"/>
       <w:r>
@@ -756,7 +756,7 @@
           <w:szCs w:val="32"/>
           <w:lang w:val="en-US" w:eastAsia="en-GB"/>
         </w:rPr>
-        <w:t>ข้าราชการ</w:t>
+        <w:t/>
       </w:r>
       <w:proofErr w:type="spellStart"/>
       <w:r>
@@ -799,7 +799,7 @@
           <w:szCs w:val="32"/>
           <w:lang w:val="en-US" w:eastAsia="en-GB"/>
         </w:rPr>
-        <w:t>ผู้ช่วยศาสตราจารย์</w:t>
+        <w:t/>
       </w:r>
       <w:proofErr w:type="spellStart"/>
       <w:r>
@@ -842,7 +842,7 @@
           <w:szCs w:val="32"/>
           <w:lang w:val="en-US" w:eastAsia="en-GB"/>
         </w:rPr>
-        <w:t>รองศาสตราจารย์</w:t>
+        <w:t/>
       </w:r>
       <w:proofErr w:type="spellStart"/>
       <w:r>
@@ -939,7 +939,7 @@
           <w:szCs w:val="32"/>
           <w:lang w:val="en-US" w:eastAsia="en-GB"/>
         </w:rPr>
-        <w:t>7 สิงหาคม 2569</w:t>
+        <w:t/>
       </w:r>
       <w:proofErr w:type="spellStart"/>
       <w:r>
@@ -990,7 +990,7 @@
           <w:szCs w:val="32"/>
           <w:lang w:val="en-US" w:eastAsia="en-GB"/>
         </w:rPr>
-        <w:t>9.30</w:t>
+        <w:t/>
       </w:r>
       <w:proofErr w:type="spellStart"/>
       <w:r>
@@ -1067,7 +1067,7 @@
           <w:szCs w:val="32"/>
           <w:lang w:val="en-US" w:eastAsia="en-GB"/>
         </w:rPr>
-        <w:t>11.00</w:t>
+        <w:t/>
       </w:r>
       <w:proofErr w:type="spellStart"/>
       <w:r>
@@ -1130,7 +1130,7 @@
           <w:szCs w:val="32"/>
           <w:lang w:val="en-US" w:eastAsia="en-GB"/>
         </w:rPr>
-        <w:t>วิทยายลัยการคอม ตึก1</w:t>
+        <w:t/>
       </w:r>
       <w:proofErr w:type="spellStart"/>
       <w:r>
@@ -1508,7 +1508,7 @@
           <w:szCs w:val="32"/>
           <w:lang w:val="en-US" w:eastAsia="en-GB"/>
         </w:rPr>
-        <w:t>รองศาสตราจารย์สม ดี</w:t>
+        <w:t/>
       </w:r>
       <w:proofErr w:type="spellStart"/>
       <w:r>
@@ -1563,7 +1563,7 @@
           <w:szCs w:val="32"/>
           <w:lang w:val="en-US" w:eastAsia="en-GB"/>
         </w:rPr>
-        <w:t>คณบดีวิทยาลัยการคอมพิวเตอร์</w:t>
+        <w:t/>
       </w:r>
       <w:proofErr w:type="spellStart"/>
       <w:r>
